--- a/FinNex.UI/wwwroot/Files/Word/Kredit/Dasinmaz_emlak_ipoteka_muqavilesi.docx
+++ b/FinNex.UI/wwwroot/Files/Word/Kredit/Dasinmaz_emlak_ipoteka_muqavilesi.docx
@@ -2045,7 +2045,7 @@
           <w:szCs w:val="24"/>
           <w:lang w:val="az-Latn-AZ"/>
         </w:rPr>
-        <w:t xml:space="preserve"> seriyal</w:t>
+        <w:t xml:space="preserve"/>
       </w:r>
       <w:r>
         <w:rPr>
@@ -2054,16 +2054,16 @@
           <w:szCs w:val="24"/>
           <w:lang w:val="az-Latn-AZ"/>
         </w:rPr>
-        <w:t>ı</w:t>
-      </w:r>
-      <w:r>
-        <w:rPr>
-          <w:rFonts w:ascii="Times New Roman" w:hAnsi="Times New Roman"/>
-          <w:sz w:val="24"/>
-          <w:szCs w:val="24"/>
-          <w:lang w:val="az-Latn-AZ"/>
-        </w:rPr>
-        <w:t xml:space="preserve">, </w:t>
+        <w:t/>
+      </w:r>
+      <w:r>
+        <w:rPr>
+          <w:rFonts w:ascii="Times New Roman" w:hAnsi="Times New Roman"/>
+          <w:sz w:val="24"/>
+          <w:szCs w:val="24"/>
+          <w:lang w:val="az-Latn-AZ"/>
+        </w:rPr>
+        <w:t xml:space="preserve"/>
       </w:r>
       <w:r>
         <w:rPr>
